--- a/Nanak_Canvas/Nanak_Canvas_Part10_RU.docx
+++ b/Nanak_Canvas/Nanak_Canvas_Part10_RU.docx
@@ -74,7 +74,7 @@
           <w:color w:val="000000"/>
           <w:sz w:val="22"/>
         </w:rPr>
-        <w:t>Первое, что делает Гурбани, — РАЗРУШАЕТ мифы о Джум (Яме) и Читр Гупте в загробной жизни.</w:t>
+        <w:t>Первое, что делает Гурбани, — РАЗРУШАЕТ мифы о Яма Дутах и Читра Гупте в загробной жизни.</w:t>
       </w:r>
     </w:p>
     <w:p>
@@ -110,7 +110,7 @@
           <w:color w:val="000000"/>
           <w:sz w:val="22"/>
         </w:rPr>
-        <w:t>По преданию старого холста, Джум — это воины смерти, которые сопровождают Дхарм Раджа, когда тот является за душой умершего, и доставляют её на суд. А Читр Гупт — счетовод, ведущий запись всех дел человека в течение его жизни.</w:t>
+        <w:t>По преданию старого холста, Яма Дуты — это воины смерти, которые сопровождают Дхарм Раджа, когда тот является за душой умершего, и доставляют её на суд. А Читра Гупт — счетовод, ведущий запись всех дел человека в течение его жизни.</w:t>
       </w:r>
     </w:p>
     <w:p>
@@ -161,7 +161,7 @@
           <w:color w:val="000000"/>
           <w:sz w:val="22"/>
         </w:rPr>
-        <w:t>Именно Творец Вездесущий имеет полную и абсолютную власть над Творением. Джум — то есть смерть — действует в пределах Его Хукм. Джум — лишь проявление Хукм Творца.</w:t>
+        <w:t>Именно Творец Вездесущий имеет полную и абсолютную власть над Творением. Яма — то есть смерть — действует в пределах Его Хукм. Яма — лишь проявление Хукм Творца.</w:t>
       </w:r>
     </w:p>
     <w:p>
@@ -173,7 +173,7 @@
           <w:color w:val="000000"/>
           <w:sz w:val="22"/>
         </w:rPr>
-        <w:t>«Что могут сделать эти жалкие Джум?» — это риторический вопрос: что вообще могут Джум Дут, если Творец Вездесущий обладает полной властью?</w:t>
+        <w:t>«Что могут сделать эти жалкие Яма Дуты?» — это риторический вопрос: что вообще могут Яма Дуты, если Творец Вездесущий обладает полной властью?</w:t>
       </w:r>
     </w:p>
     <w:p>
@@ -185,7 +185,7 @@
           <w:color w:val="000000"/>
           <w:sz w:val="22"/>
         </w:rPr>
-        <w:t>В духовном нарративе Гурбани нет места выдуманному мифу о Джум Дут как солдатах смерти, которые физически являются и уводят душу в загробную жизнь.</w:t>
+        <w:t>В духовном нарративе Гурбани нет места выдуманному мифу о Яма Дуты как солдатах смерти, которые физически являются и уводят душу в загробную жизнь.</w:t>
       </w:r>
     </w:p>
     <w:p>
@@ -287,7 +287,7 @@
           <w:color w:val="000000"/>
           <w:sz w:val="22"/>
         </w:rPr>
-        <w:t>Смысл стиха: Соединяющий с Творцом Гуру освобождает меня от запутанности в ловушках Джум — в ловушках пороков, которые суть духовная смерть.</w:t>
+        <w:t>Смысл стиха: Соединяющий с Творцом Гуру освобождает меня от запутанности в ловушках Яма Дут — в ловушках пороков, которые суть духовная смерть.</w:t>
       </w:r>
     </w:p>
     <w:p>
@@ -452,7 +452,7 @@
           <w:color w:val="000000"/>
           <w:sz w:val="22"/>
         </w:rPr>
-        <w:t>Буквальный смысл ਮੁਏ ਬਿਖੁ ਖਾਇ таков: Джум Дут отравились. Это идиома: Гуру Нанак говорит, что миф о Джум Дут уничтожен настолько полно, что им самим пришлось бы покончить с собой.</w:t>
+        <w:t>Буквальный смысл ਮੁਏ ਬਿਖੁ ਖਾਇ таков: Яма Дуты отравились. Это идиома: Гуру Нанак говорит, что миф о Яма Дуты уничтожен настолько полно, что им самим пришлось бы покончить с собой.</w:t>
       </w:r>
     </w:p>
     <w:p>
@@ -476,7 +476,7 @@
           <w:color w:val="000000"/>
           <w:sz w:val="22"/>
         </w:rPr>
-        <w:t>Первое: представление о Джум Дут из четырёхтысячелетнего старого холста критически рассматривается в Гурбани.</w:t>
+        <w:t>Первое: представление о Яма Дуты из четырёхтысячелетнего старого холста критически рассматривается в Гурбани.</w:t>
       </w:r>
     </w:p>
     <w:p>
@@ -488,7 +488,7 @@
           <w:color w:val="000000"/>
           <w:sz w:val="22"/>
         </w:rPr>
-        <w:t>Второе: Гурбани критикует Джум Дут в загробной жизни так, чтобы рассеять этот нарратив из психики верующих.</w:t>
+        <w:t>Второе: Гурбани критикует Яма Дуты в загробной жизни так, чтобы рассеять этот нарратив из психики верующих.</w:t>
       </w:r>
     </w:p>
     <w:p>
@@ -587,7 +587,7 @@
           <w:color w:val="000000"/>
           <w:sz w:val="22"/>
         </w:rPr>
-        <w:t>В течение всей жизни Джум — это Неизбежная Смерть, которая приходит в Хукм Творца. Она вписана в само устройство жизни.</w:t>
+        <w:t>В течение всей жизни Яма — это Неизбежная Смерть, которая приходит в Хукм Творца. Она вписана в само устройство жизни.</w:t>
       </w:r>
     </w:p>
     <w:p>
@@ -599,7 +599,7 @@
           <w:color w:val="000000"/>
           <w:sz w:val="22"/>
         </w:rPr>
-        <w:t>Итак, Джум — это просто физическая смерть в пределах Его Хукм, в рамках Его Ржаа, Его Воли. Ничего больше.</w:t>
+        <w:t>Итак, Яма — это просто физическая смерть в пределах Его Хукм, в рамках Его Ржаа, Его Воли. Ничего больше.</w:t>
       </w:r>
     </w:p>
     <w:p>
@@ -701,7 +701,7 @@
           <w:color w:val="000000"/>
           <w:sz w:val="22"/>
         </w:rPr>
-        <w:t>Итак, в самом главном: Гурбани разрушила представление о Джум как о солдатах смерти из четырёхтысячелетнего старого холста.</w:t>
+        <w:t>Итак, в самом главном: Гурбани разрушила представление о Яма Дутах как о солдатах смерти из четырёхтысячелетнего старого холста.</w:t>
       </w:r>
     </w:p>
     <w:p>
@@ -713,7 +713,7 @@
           <w:color w:val="000000"/>
           <w:sz w:val="22"/>
         </w:rPr>
-        <w:t>Затем Гурбани ПЕРЕОПРЕДЕЛЯЕТ понятие Джум.</w:t>
+        <w:t>Затем Гурбани ПЕРЕОПРЕДЕЛЯЕТ понятие Яма Дут.</w:t>
       </w:r>
     </w:p>
     <w:p>
@@ -851,7 +851,7 @@
           <w:color w:val="000000"/>
           <w:sz w:val="22"/>
         </w:rPr>
-        <w:t>Обретя Божественные добродетели, я избавился от боли пороков. Гуру вложил в мои руки меч Знания — и я сразил Джум Кункар, воинов-пороков.</w:t>
+        <w:t>Обретя Божественные добродетели, я избавился от боли пороков. Гуру вложил в мои руки меч Знания — и я сразил Яма Дут-Кункар, воинов-пороков.</w:t>
       </w:r>
     </w:p>
     <w:p>
@@ -863,7 +863,7 @@
           <w:color w:val="000000"/>
           <w:sz w:val="22"/>
         </w:rPr>
-        <w:t>Итак, ДЖУМ переопределяются как наши Пороки — потому что именно Пороки суть агенты нашей духовной смерти.</w:t>
+        <w:t>Итак, ЯМА ДУТЫ переопределяются как наши Пороки — потому что именно Пороки суть агенты нашей духовной смерти.</w:t>
       </w:r>
     </w:p>
     <w:p>
@@ -1181,7 +1181,7 @@
           <w:color w:val="000000"/>
           <w:sz w:val="22"/>
         </w:rPr>
-        <w:t>Я принял духовность, в которой порвал в клочья веру в записи Читр Гупта. Джум Дут ничего не могут против меня. Нанак наставляет: о возлюбленный ум, загрузи ценный товар Имени Хари.</w:t>
+        <w:t>Я принял духовность, в которой порвал в клочья веру в записи Читра Гупта. Яма Дуты ничего не могут против меня. Нанак наставляет: о возлюбленный ум, загрузи ценный товар Имени Хари.</w:t>
       </w:r>
     </w:p>
     <w:p>
@@ -1193,7 +1193,7 @@
           <w:color w:val="000000"/>
           <w:sz w:val="22"/>
         </w:rPr>
-        <w:t>Этого одного шабда Гуру Арджуна достаточно, чтобы сказать нам: Джум Дут, Читр Гупт и всё, что с ними связано в загробной жизни, — это нарративы, отвергнутые Гурбани.</w:t>
+        <w:t>Этого одного шабда Гуру Арджуна достаточно, чтобы сказать нам: Яма Дуты, Читра Гупт и всё, что с ними связано в загробной жизни, — это нарративы, отвергнутые Гурбани.</w:t>
       </w:r>
     </w:p>
     <w:p>
@@ -1217,7 +1217,7 @@
           <w:color w:val="000000"/>
           <w:sz w:val="22"/>
         </w:rPr>
-        <w:t>Некоторые из нашего духовенства заняты показухой мнимой учёности: им хочется объяснять тонкости Джум Дут, Читр Гупта и Дхарм Раджа.</w:t>
+        <w:t>Некоторые из нашего духовенства заняты показухой мнимой учёности: им хочется объяснять тонкости Яма Дуты, Читра Гупта и Дхарм Раджа.</w:t>
       </w:r>
     </w:p>
     <w:p>
@@ -1265,7 +1265,7 @@
           <w:color w:val="000000"/>
           <w:sz w:val="22"/>
         </w:rPr>
-        <w:t>Первый — контекст до-1469-х верований: Джум в загробной жизни, Читр Гупт как счетовод дел, Дхарм Радж как судья — Гурбани критикует и разрушает их.</w:t>
+        <w:t>Первый — контекст до-1469-х верований: Яма Дуты в загробной жизни, Читра Гупт как счетовод дел, Дхарм Радж как судья — Гурбани критикует и разрушает их.</w:t>
       </w:r>
     </w:p>
     <w:p>
@@ -1277,7 +1277,7 @@
           <w:color w:val="000000"/>
           <w:sz w:val="22"/>
         </w:rPr>
-        <w:t>Второй контекст — ПЕРЕОПРЕДЕЛЁННЫЙ. ДЖУМ ДУТ в Гурбани — это ПОРОКИ. ЧИТР ГУПТ в Гурбани — это наше СОЗНАНИЕ.</w:t>
+        <w:t>Второй контекст — ПЕРЕОПРЕДЕЛЁННЫЙ. ЯМА ДУТЫ в Гурбани — это ПОРОКИ. ЧИТРА ГУПТ в Гурбани — это наше СОЗНАНИЕ.</w:t>
       </w:r>
     </w:p>
     <w:p>
@@ -1289,7 +1289,7 @@
           <w:color w:val="000000"/>
           <w:sz w:val="22"/>
         </w:rPr>
-        <w:t>Читр Гупт — это та ФОРМА (Читр) нашего существа, которая СКРЫТА (Гупт) — в отличие от нашего физического проявления. Это наше СОЗНАНИЕ — та часть нас, которая наблюдает, оценивает и ведёт запись наших мыслей, слов и поступков.</w:t>
+        <w:t>Читра Гупт — это та ФОРМА (Читр) нашего существа, которая СКРЫТА (Гупт) — в отличие от нашего физического проявления. Это наше СОЗНАНИЕ — та часть нас, которая наблюдает, оценивает и ведёт запись наших мыслей, слов и поступков.</w:t>
       </w:r>
     </w:p>
     <w:p>
@@ -1325,7 +1325,7 @@
           <w:color w:val="000000"/>
           <w:sz w:val="22"/>
         </w:rPr>
-        <w:t>По существу, Гурбани освободила нас от всего нарратива о Джум Дут и Читр Гупте из четырёхтысячелетнего старого холста. Когда ты перестаёшь бояться Джум Дут загробного мира — ты начинаешь бороться с Джум Дут внутри себя, то есть с Пороками.</w:t>
+        <w:t>По существу, Гурбани освободила нас от всего нарратива о Яма Дуты и Читра Гупте из четырёхтысячелетнего старого холста. Когда ты перестаёшь бояться Яма Дуты загробного мира — ты начинаешь бороться с Яма Дуты внутри себя, то есть с Пороками.</w:t>
       </w:r>
     </w:p>
     <w:sectPr>
